--- a/Final-Final/TAS-Complete-Thesis-MONOLITH-FINAL.docx
+++ b/Final-Final/TAS-Complete-Thesis-MONOLITH-FINAL.docx
@@ -1420,11 +1420,37 @@
         </w:rPr>
         <w:t>3.6.1 Rate Limiting</w:t>
         <w:br/>
-        <w:t>ใช้ Redis-based rate limiting เพื่อป้องกันการโจมตีแบบ brute force</w:t>
-        <w:br/>
-        <w:t>- API calls: 100 requests ต่อ 15 นาที</w:t>
-        <w:br/>
-        <w:t>- Login attempts: 5 attempts ก่อน lock account 15 นาที</w:t>
+        <w:t>ใช้ Redis-based rate limiting โดยมี Memory Store เป็น fallback อัตโนมัติ เพื่อป้องกันการโจมตีแบบ brute force และ credential stuffing</w:t>
+        <w:br/>
+        <w:t>Key generation: IP + Email combination สำหรับ login, IP เพียงอย่างเดียวสำหรับ endpoints อื่น</w:t>
+        <w:br/>
+        <w:t>Rate limits ครอบคลุม 13 endpoints:</w:t>
+        <w:br/>
+        <w:t>- Login: 5 requests / 15 นาที</w:t>
+        <w:br/>
+        <w:t>- Register: 3 requests / 1 ชั่วโมง</w:t>
+        <w:br/>
+        <w:t>- Forgot Password: 5 requests / 1 ชั่วโมง</w:t>
+        <w:br/>
+        <w:t>- Change Password: 5 requests / 1 ชั่วโมง</w:t>
+        <w:br/>
+        <w:t>- OAuth Token: 10 requests / 15 นาที</w:t>
+        <w:br/>
+        <w:t>- OAuth Authorize: 30 requests / 15 นาที</w:t>
+        <w:br/>
+        <w:t>- OAuth Introspect: 20 requests / 15 นาที</w:t>
+        <w:br/>
+        <w:t>- OAuth Revoke: 20 requests / 15 นาที</w:t>
+        <w:br/>
+        <w:t>- OAuth Userinfo: 100 requests / 15 นาที</w:t>
+        <w:br/>
+        <w:t>- Verify Email: 100 requests / 15 นาที</w:t>
+        <w:br/>
+        <w:t>- Delete Account: 100 requests / 15 นาที</w:t>
+        <w:br/>
+        <w:t>- Emergency Lockdown: 100 requests / 15 นาที</w:t>
+        <w:br/>
+        <w:t>- General API: 100 requests / 15 นาที</w:t>
         <w:br/>
         <w:br/>
         <w:t>3.6.2 Account Lockout</w:t>
@@ -1446,9 +1472,19 @@
         <w:br/>
         <w:t>3.6.5 Refresh Token Rotation</w:t>
         <w:br/>
-        <w:t>ทุกครั้งที่มีการใช้ refresh token จะสร้าง refresh token ใหม่</w:t>
-        <w:br/>
-        <w:t>และ blacklist token เก่าทันที</w:t>
+        <w:t>ทุกครั้งที่มีการใช้ refresh token จะสร้าง refresh token ใหม่ และ blacklist token เก่าทันที (ทั้ง Auth path และ OAuth session path)</w:t>
+        <w:br/>
+        <w:t>- Old refresh token ถูก blacklist ก่อนที่จะออก token ใหม่ (ป้องกัน race condition)</w:t>
+        <w:br/>
+        <w:t>- TokenBlacklist ใช้ upsert ป้องกัน duplicate key crash (E11000 safe)</w:t>
+        <w:br/>
+        <w:t>- เมื่อ logout: blacklist ทั้ง access token และ refresh token พร้อมกัน</w:t>
+        <w:br/>
+        <w:t>- เมื่อ reset password: revoke ทุก session และ blacklist refresh tokens ทั้งหมด</w:t>
+        <w:br/>
+        <w:t>- PKCE: รองรับเฉพาะ S256 method เท่านั้น (plain method ถูกปฏิเสธ)</w:t>
+        <w:br/>
+        <w:t>- Authorization code: atomic exchange ด้วย findOneAndUpdate ป้องกัน replay race condition</w:t>
         <w:br/>
         <w:br/>
         <w:t>3.6.6 Token Blacklisting</w:t>
@@ -1534,6 +1570,61 @@
         <w:t>- Export รวม: profile, sessions, audit logs, consent history</w:t>
         <w:br/>
         <w:br/>
+        <w:t>3.6.13 Input Validation &amp; Sanitization</w:t>
+        <w:br/>
+        <w:t>ระบบตรวจสอบ input ทุก request เพื่อป้องกัน injection attacks โดยไม่พึ่งพา external library</w:t>
+        <w:br/>
+        <w:t>- ไฟล์: src/shared/middleware/validate.js</w:t>
+        <w:br/>
+        <w:t>- ใช้กับทุก auth route: register, login, forgotPassword, resetPassword, changePassword</w:t>
+        <w:br/>
+        <w:t>- ใช้กับ OAuth route: registerClient</w:t>
+        <w:br/>
+        <w:t>- กฎ: required, type:email, minLen, maxLen, match, enum</w:t>
+        <w:br/>
+        <w:t>- sanitizeBody: ลบ keys ที่ขึ้นต้นด้วย $ แบบ recursive เพื่อป้องกัน NoSQL injection</w:t>
+        <w:br/>
+        <w:br/>
+        <w:t>3.6.14 WebSocket JWT Authentication</w:t>
+        <w:br/>
+        <w:t>ระบบยืนยันตัวตนสำหรับ WebSocket connections ก่อน handshake</w:t>
+        <w:br/>
+        <w:t>- noServer mode + manual HTTP upgrade handler</w:t>
+        <w:br/>
+        <w:t>- JWT ส่งผ่าน query parameter (?token=...) หรือ Authorization header</w:t>
+        <w:br/>
+        <w:t>- Invalid token → 401 response + socket destroyed ทันที</w:t>
+        <w:br/>
+        <w:t>- ป้องกัน unauthorized access ต่อ real-time security events</w:t>
+        <w:br/>
+        <w:br/>
+        <w:t>3.6.15 Body Size Limit</w:t>
+        <w:br/>
+        <w:t>จำกัดขนาด request body ที่ 10kb สำหรับ JSON และ URL-encoded requests</w:t>
+        <w:br/>
+        <w:t>- ป้องกัน payload bomb / memory exhaustion attacks</w:t>
+        <w:br/>
+        <w:t>- express.json({ limit: '10kb' }) และ express.urlencoded({ limit: '10kb' })</w:t>
+        <w:br/>
+        <w:br/>
+        <w:t>3.6.16 Inactive Account Check</w:t>
+        <w:br/>
+        <w:t>ตรวจสอบ isActive flag ก่อน password comparison ใน login flow</w:t>
+        <w:br/>
+        <w:t>- Inactive accounts ถูกปฏิเสธทันทีก่อนที่จะเปรียบเทียบรหัสผ่าน</w:t>
+        <w:br/>
+        <w:t>- Security audit event บันทึกทุกครั้ง: account_inactive</w:t>
+        <w:br/>
+        <w:br/>
+        <w:t>3.6.17 OAuth Token Introspect Client Authentication</w:t>
+        <w:br/>
+        <w:t>ก่อนที่จะ introspect token ต้องยืนยันตัวตนด้วย client_id + client_secret</w:t>
+        <w:br/>
+        <w:t>- ป้องกัน token fishing โดยผู้ที่ไม่มีสิทธิ์</w:t>
+        <w:br/>
+        <w:t>- client_secret เปรียบเทียบด้วย bcrypt (ไม่ใช่ plain text)</w:t>
+        <w:br/>
+        <w:br/>
         <w:t>3.7 การกำหนดค่าระบบ (System Configuration)</w:t>
         <w:br/>
         <w:br/>
@@ -1556,17 +1647,31 @@
         <w:br/>
         <w:t>Endpoint               | Limit           | Window</w:t>
         <w:br/>
+        <w:t>Login                  | 5 requests      | 15 นาที</w:t>
+        <w:br/>
+        <w:t>Register               | 3 requests      | 1 ชั่วโมง</w:t>
+        <w:br/>
+        <w:t>Forgot Password        | 5 requests      | 1 ชั่วโมง</w:t>
+        <w:br/>
+        <w:t>Change Password        | 5 requests      | 1 ชั่วโมง</w:t>
+        <w:br/>
+        <w:t>OAuth Authorize        | 30 requests     | 15 นาที</w:t>
+        <w:br/>
+        <w:t>OAuth Token Exchange   | 10 requests     | 15 นาที</w:t>
+        <w:br/>
+        <w:t>OAuth Introspect       | 20 requests     | 15 นาที</w:t>
+        <w:br/>
+        <w:t>OAuth Revoke           | 20 requests     | 15 นาที</w:t>
+        <w:br/>
+        <w:t>OAuth Userinfo         | 100 requests    | 15 นาที</w:t>
+        <w:br/>
+        <w:t>Verify Email           | 100 requests    | 15 นาที</w:t>
+        <w:br/>
+        <w:t>Delete Account         | 100 requests    | 15 นาที</w:t>
+        <w:br/>
+        <w:t>Emergency Lockdown     | 100 requests    | 15 นาที</w:t>
+        <w:br/>
         <w:t>General API            | 100 requests    | 15 นาที</w:t>
-        <w:br/>
-        <w:t>Login                  | 5 attempts      | 15 นาที</w:t>
-        <w:br/>
-        <w:t>Forgot Password        | 3 requests      | 60 นาที</w:t>
-        <w:br/>
-        <w:t>Register               | 10 requests     | 15 นาที</w:t>
-        <w:br/>
-        <w:t>OAuth Authorize        | 30 requests     | 15 นาที</w:t>
-        <w:br/>
-        <w:t>OAuth Token Exchange   | 20 requests     | 15 นาที</w:t>
         <w:br/>
         <w:t>Authenticated Users    | 500 requests    | 15 นาที</w:t>
         <w:br/>
